--- a/docs/01-use-case.docx
+++ b/docs/01-use-case.docx
@@ -39,7 +39,7 @@
         <w:t xml:space="preserve"> </w:t>
       </w:r>
       <w:r>
-        <w:t xml:space="preserve">Hackathon Platform</w:t>
+        <w:t xml:space="preserve">SUBLET</w:t>
       </w:r>
     </w:p>
     <w:p>
@@ -61,7 +61,7 @@
         <w:t xml:space="preserve"> </w:t>
       </w:r>
       <w:r>
-        <w:t xml:space="preserve">v1.0.0</w:t>
+        <w:t xml:space="preserve">v2.0.0</w:t>
       </w:r>
     </w:p>
     <w:p>
@@ -127,25 +127,47 @@
         <w:t xml:space="preserve"> </w:t>
       </w:r>
       <w:r>
-        <w:t xml:space="preserve">A web app where hackathon participants register, optionally get</w:t>
-      </w:r>
-      <w:r>
-        <w:t xml:space="preserve"> </w:t>
-      </w:r>
-      <w:r>
-        <w:t xml:space="preserve">matched into balanced teams, submit their projects, and where admin-selected judges score</w:t>
-      </w:r>
-      <w:r>
-        <w:t xml:space="preserve"> </w:t>
-      </w:r>
-      <w:r>
-        <w:t xml:space="preserve">and comment on those projects. An admin console manages the hackathon details, tracks,</w:t>
-      </w:r>
-      <w:r>
-        <w:t xml:space="preserve"> </w:t>
-      </w:r>
-      <w:r>
-        <w:t xml:space="preserve">sponsors, users, access, and the team-matching run.</w:t>
+        <w:t xml:space="preserve">A</w:t>
+      </w:r>
+      <w:r>
+        <w:t xml:space="preserve"> </w:t>
+      </w:r>
+      <w:r>
+        <w:rPr>
+          <w:b/>
+          <w:bCs/>
+        </w:rPr>
+        <w:t xml:space="preserve">multi-hackathon</w:t>
+      </w:r>
+      <w:r>
+        <w:t xml:space="preserve"> </w:t>
+      </w:r>
+      <w:r>
+        <w:t xml:space="preserve">web app. An admin creates hackathons, each with</w:t>
+      </w:r>
+      <w:r>
+        <w:t xml:space="preserve"> </w:t>
+      </w:r>
+      <w:r>
+        <w:t xml:space="preserve">its own details, tracks, sponsors, selected judges and team-matching run. Within a hackathon,</w:t>
+      </w:r>
+      <w:r>
+        <w:t xml:space="preserve"> </w:t>
+      </w:r>
+      <w:r>
+        <w:t xml:space="preserve">participants optionally get matched into balanced teams, submit one project each, and</w:t>
+      </w:r>
+      <w:r>
+        <w:t xml:space="preserve"> </w:t>
+      </w:r>
+      <w:r>
+        <w:t xml:space="preserve">admin-selected judges view and score projects. Admins can reset a hackathon (delete all</w:t>
+      </w:r>
+      <w:r>
+        <w:t xml:space="preserve"> </w:t>
+      </w:r>
+      <w:r>
+        <w:t xml:space="preserve">projects + judging data) or delete it entirely.</w:t>
       </w:r>
     </w:p>
     <w:bookmarkEnd w:id="9"/>
@@ -227,7 +249,7 @@
         <w:t xml:space="preserve"> </w:t>
       </w:r>
       <w:r>
-        <w:t xml:space="preserve">— register, find a team, submit a project.</w:t>
+        <w:t xml:space="preserve">— register, pick a hackathon, find a team, submit a project.</w:t>
       </w:r>
     </w:p>
     <w:p>
@@ -249,7 +271,23 @@
         <w:t xml:space="preserve"> </w:t>
       </w:r>
       <w:r>
-        <w:t xml:space="preserve">— admin-selected people who view project details and score them.</w:t>
+        <w:t xml:space="preserve">— people the admin selects</w:t>
+      </w:r>
+      <w:r>
+        <w:t xml:space="preserve"> </w:t>
+      </w:r>
+      <w:r>
+        <w:rPr>
+          <w:b/>
+          <w:bCs/>
+        </w:rPr>
+        <w:t xml:space="preserve">per hackathon</w:t>
+      </w:r>
+      <w:r>
+        <w:t xml:space="preserve"> </w:t>
+      </w:r>
+      <w:r>
+        <w:t xml:space="preserve">to view details and score projects.</w:t>
       </w:r>
     </w:p>
     <w:p>
@@ -271,7 +309,13 @@
         <w:t xml:space="preserve"> </w:t>
       </w:r>
       <w:r>
-        <w:t xml:space="preserve">— organizer with full control over configuration, users, and matching.</w:t>
+        <w:t xml:space="preserve">— organizer with full control: creates hackathons and manages their config, users,</w:t>
+      </w:r>
+      <w:r>
+        <w:t xml:space="preserve"> </w:t>
+      </w:r>
+      <w:r>
+        <w:t xml:space="preserve">judges, matching, and reset/delete.</w:t>
       </w:r>
     </w:p>
     <w:p>
